--- a/resumes/Yuanjun_Dai_Resume.docx
+++ b/resumes/Yuanjun_Dai_Resume.docx
@@ -31,7 +31,7 @@
           <w:color w:val="555555"/>
           <w:sz w:val="17"/>
         </w:rPr>
-        <w:t>216-269-2394   •   yxd429@case.edu   •   github.com/Johnny-dai-git   •   Cleveland, OH</w:t>
+        <w:t>216-269-2394   •   yxd429@case.edu   •   github.com/Johnny-dai-git   •   linkedin.com/in/yuanjun-johnny-d-0b8107191   •   Cleveland, OH</w:t>
       </w:r>
     </w:p>
     <w:p>
